--- a/4-质量管理/运行记录类文件/040208-满意度调查报告（截止2025年10月）.docx
+++ b/4-质量管理/运行记录类文件/040208-满意度调查报告（截止2025年10月）.docx
@@ -83,8 +83,6 @@
         </w:rPr>
         <w:t>08</w:t>
       </w:r>
-      <w:bookmarkStart w:id="1" w:name="_GoBack"/>
-      <w:bookmarkEnd w:id="1"/>
     </w:p>
     <w:p>
       <w:pPr>
@@ -628,6 +626,12 @@
             <w:insideH w:val="single" w:color="000000" w:sz="2" w:space="0"/>
             <w:insideV w:val="single" w:color="000000" w:sz="2" w:space="0"/>
           </w:tblBorders>
+          <w:tblCellMar>
+            <w:top w:w="0" w:type="dxa"/>
+            <w:left w:w="0" w:type="dxa"/>
+            <w:bottom w:w="0" w:type="dxa"/>
+            <w:right w:w="0" w:type="dxa"/>
+          </w:tblCellMar>
         </w:tblPrEx>
         <w:trPr>
           <w:trHeight w:val="593" w:hRule="atLeast"/>
@@ -1449,8 +1453,10 @@
         <w:bidi w:val="0"/>
       </w:pPr>
       <w:r>
-        <w:t>调查目的：</w:t>
-      </w:r>
+        <w:t>调查目的</w:t>
+      </w:r>
+      <w:bookmarkStart w:id="1" w:name="_GoBack"/>
+      <w:bookmarkEnd w:id="1"/>
     </w:p>
     <w:p>
       <w:pPr>
@@ -1467,7 +1473,7 @@
         <w:bidi w:val="0"/>
       </w:pPr>
       <w:r>
-        <w:t>调查时间：</w:t>
+        <w:t>调查时间</w:t>
       </w:r>
     </w:p>
     <w:p>
@@ -1554,7 +1560,7 @@
         <w:bidi w:val="0"/>
       </w:pPr>
       <w:r>
-        <w:t>调查内容：</w:t>
+        <w:t>调查内容</w:t>
       </w:r>
     </w:p>
     <w:p>
@@ -1654,7 +1660,7 @@
         <w:bidi w:val="0"/>
       </w:pPr>
       <w:r>
-        <w:t>调查对象：</w:t>
+        <w:t>调查对象</w:t>
       </w:r>
     </w:p>
     <w:p>
@@ -1677,7 +1683,7 @@
         <w:bidi w:val="0"/>
       </w:pPr>
       <w:r>
-        <w:t>调查方法：</w:t>
+        <w:t>调查方法</w:t>
       </w:r>
     </w:p>
     <w:p>
@@ -1695,7 +1701,7 @@
         <w:bidi w:val="0"/>
       </w:pPr>
       <w:r>
-        <w:t>评价标准：</w:t>
+        <w:t>评价标准</w:t>
       </w:r>
     </w:p>
     <w:p>

--- a/4-质量管理/运行记录类文件/040208-满意度调查报告（截止2025年10月）.docx
+++ b/4-质量管理/运行记录类文件/040208-满意度调查报告（截止2025年10月）.docx
@@ -1455,8 +1455,6 @@
       <w:r>
         <w:t>调查目的</w:t>
       </w:r>
-      <w:bookmarkStart w:id="1" w:name="_GoBack"/>
-      <w:bookmarkEnd w:id="1"/>
     </w:p>
     <w:p>
       <w:pPr>
@@ -5237,8 +5235,7 @@
         <w:bidi w:val="0"/>
         <w:ind w:left="0" w:leftChars="0" w:firstLine="0" w:firstLineChars="0"/>
         <w:rPr>
-          <w:rFonts w:hint="eastAsia"/>
-          <w:lang w:val="en-US" w:eastAsia="zh-CN"/>
+          <w:spacing w:val="-2"/>
         </w:rPr>
       </w:pPr>
       <w:r>
@@ -5302,13 +5299,55 @@
         <w:rPr>
           <w:spacing w:val="-2"/>
         </w:rPr>
-        <w:t>到公司制定的客户满意度≥95.5分的目标值。 但我们不能因此而松懈，需要再</w:t>
-      </w:r>
-      <w:r>
+        <w:t>到公司制定的客户满意度≥95.5分的目标值。</w:t>
+      </w:r>
+    </w:p>
+    <w:p>
+      <w:pPr>
+        <w:pStyle w:val="28"/>
+        <w:bidi w:val="0"/>
         <w:rPr>
-          <w:spacing w:val="-1"/>
+          <w:rFonts w:hint="default"/>
+          <w:lang w:val="en-US" w:eastAsia="zh-CN"/>
         </w:rPr>
-        <w:t>接再厉，进一步提高我们的解决问题回复的及时率等。</w:t>
+      </w:pPr>
+      <w:r>
+        <w:rPr>
+          <w:rFonts w:hint="eastAsia"/>
+          <w:lang w:val="en-US" w:eastAsia="zh-CN"/>
+        </w:rPr>
+        <w:t>满意度调查结果改进</w:t>
+      </w:r>
+    </w:p>
+    <w:p>
+      <w:pPr>
+        <w:pStyle w:val="29"/>
+        <w:bidi w:val="0"/>
+        <w:rPr>
+          <w:rFonts w:hint="eastAsia"/>
+          <w:lang w:val="en-US" w:eastAsia="zh-CN"/>
+        </w:rPr>
+      </w:pPr>
+      <w:r>
+        <w:rPr>
+          <w:rFonts w:hint="eastAsia"/>
+        </w:rPr>
+        <w:t>发现部分客户对“问题解决回复及时率”评分较低，反映出该环节仍有提升空间。为此，下一阶段平台运维组将重点围绕培训强化与过程管控两方面着力改进：一方面系统开展响应流程、沟通技巧及时效管理的专项培训，提升团队整体服务能力；另一方面</w:t>
+      </w:r>
+      <w:r>
+        <w:rPr>
+          <w:rFonts w:hint="eastAsia"/>
+          <w:lang w:val="en-US" w:eastAsia="zh-CN"/>
+        </w:rPr>
+        <w:t>管控部</w:t>
+      </w:r>
+      <w:bookmarkStart w:id="1" w:name="_GoBack"/>
+      <w:bookmarkEnd w:id="1"/>
+      <w:r>
+        <w:rPr>
+          <w:rFonts w:hint="eastAsia"/>
+        </w:rPr>
+        <w:t>加强问题响应全程跟踪与督导，明确各环节责任与时限，并优化内部协同及反馈机制，形成闭环管理，从而切实提升响应效率与服务品质，持续提高客户满意度。</w:t>
       </w:r>
     </w:p>
     <w:sectPr>
